--- a/assignments/week-05-escape-room-data-changes.docx
+++ b/assignments/week-05-escape-room-data-changes.docx
@@ -15,7 +15,7 @@
         <w:pStyle w:val="Subtitle"/>
       </w:pPr>
       <w:r>
-        <w:t>Week 5 assignment  |  60 points total</w:t>
+        <w:t>Week 5 assignment  |  56 points total</w:t>
       </w:r>
     </w:p>
     <w:p>
@@ -222,7 +222,7 @@
     </w:p>
     <w:p>
       <w:r>
-        <w:t>Insert Room A and Room B with distinct room codes but the same experience name. Omit is_active to test its default. Choose valid values for other fields. These labels identify your records; do not add extra columns.</w:t>
+        <w:t>Insert two physical rooms with room_code values LIB-01 and LIB-02. Give both the room_name “The Library After Midnight”. Here, room_name is the name customers see; two physical rooms can offer the same themed experience. Omit is_active to test its default. Choose valid values for other fields.</w:t>
       </w:r>
     </w:p>
     <w:p>
@@ -250,7 +250,7 @@
         <w:t xml:space="preserve">3b. </w:t>
       </w:r>
       <w:r>
-        <w:t>What value appeared in is_active? Why should both rooms be allowed to share an experience name?</w:t>
+        <w:t>What value appeared in is_active? Why should LIB-01 and LIB-02 be allowed to share the same room_name?</w:t>
       </w:r>
     </w:p>
     <w:p>
@@ -279,7 +279,7 @@
     </w:p>
     <w:p>
       <w:r>
-        <w:t>Insert Team A and Team B with the same team name and contact email. Insert a third team, Spare Team, with valid values of your choice. Leave Spare Team without bookings for Question 9.</w:t>
+        <w:t>Insert “The Vipers” with contact_email vipers@example.com and “The Clue Crew” with clues@example.com. Then insert a second team also named “The Vipers”, using vipers@example.com again. Give bookings only to the first Vipers team and The Clue Crew; leave the second Vipers team without bookings.</w:t>
       </w:r>
     </w:p>
     <w:p>
@@ -293,7 +293,7 @@
         <w:t xml:space="preserve">4a. </w:t>
       </w:r>
       <w:r>
-        <w:t>Show your INSERT statement(s) and SELECT * output for the three teams, ordered by team_id. Identify each team’s generated ID.</w:t>
+        <w:t>Show your INSERT statement(s) and SELECT * output for the three teams, ordered by team_id. Identify all three generated IDs and distinguish the two Vipers teams.</w:t>
       </w:r>
     </w:p>
     <w:p>
@@ -307,7 +307,7 @@
         <w:t xml:space="preserve">4b. </w:t>
       </w:r>
       <w:r>
-        <w:t>Why should Team A and Team B be allowed to share a team name and contact email?</w:t>
+        <w:t>Why should the two Vipers teams be allowed to share a team_name and contact_email?</w:t>
       </w:r>
     </w:p>
     <w:p>
@@ -331,7 +331,7 @@
     </w:p>
     <w:p>
       <w:r>
-        <w:t>Create these bookings using the generated room and team IDs. Choose valid values for unspecified fields. Omit status and special_requests from each INSERT.</w:t>
+        <w:t>Insert the three bookings below in a single INSERT command with three rows in VALUES. Add RETURNING * to retrieve their generated booking_id values and stored data. Use the first Vipers team for both Vipers bookings. Choose valid values for unspecified fields; omit status and special_requests.</w:t>
       </w:r>
     </w:p>
     <w:tbl>
@@ -342,8 +342,7 @@
         <w:tblLook w:firstColumn="1" w:firstRow="1" w:lastColumn="0" w:lastRow="0" w:noHBand="0" w:noVBand="1" w:val="04A0"/>
       </w:tblPr>
       <w:tblGrid>
-        <w:gridCol w:w="1512"/>
-        <w:gridCol w:w="2376"/>
+        <w:gridCol w:w="3888"/>
         <w:gridCol w:w="6336"/>
       </w:tblGrid>
       <w:tr>
@@ -353,38 +352,7 @@
         </w:trPr>
         <w:tc>
           <w:tcPr>
-            <w:tcW w:type="dxa" w:w="1512"/>
-            <w:vAlign w:val="center"/>
-            <w:tcBorders>
-              <w:top w:val="single" w:sz="4" w:color="D9D9D9"/>
-              <w:bottom w:val="single" w:sz="4" w:color="D9D9D9"/>
-              <w:left w:val="single" w:sz="4" w:color="D9D9D9"/>
-              <w:right w:val="single" w:sz="4" w:color="D9D9D9"/>
-            </w:tcBorders>
-            <w:tcMar>
-              <w:top w:w="65" w:type="dxa"/>
-              <w:bottom w:w="65" w:type="dxa"/>
-              <w:left w:w="85" w:type="dxa"/>
-              <w:right w:w="85" w:type="dxa"/>
-            </w:tcMar>
-            <w:shd w:fill="E3EAF0"/>
-          </w:tcPr>
-          <w:p>
-            <w:pPr>
-              <w:spacing w:after="0" w:line="245" w:lineRule="auto"/>
-            </w:pPr>
-            <w:r>
-              <w:rPr>
-                <w:b/>
-                <w:sz w:val="20"/>
-              </w:rPr>
-              <w:t>Booking label</w:t>
-            </w:r>
-          </w:p>
-        </w:tc>
-        <w:tc>
-          <w:tcPr>
-            <w:tcW w:type="dxa" w:w="2376"/>
+            <w:tcW w:type="dxa" w:w="3888"/>
             <w:vAlign w:val="center"/>
             <w:tcBorders>
               <w:top w:val="single" w:sz="4" w:color="D9D9D9"/>
@@ -451,7 +419,7 @@
         </w:trPr>
         <w:tc>
           <w:tcPr>
-            <w:tcW w:type="dxa" w:w="1512"/>
+            <w:tcW w:type="dxa" w:w="3888"/>
             <w:vAlign w:val="center"/>
             <w:tcBorders>
               <w:top w:val="single" w:sz="4" w:color="D9D9D9"/>
@@ -475,37 +443,7 @@
                 <w:b w:val="0"/>
                 <w:sz w:val="20"/>
               </w:rPr>
-              <w:t>A1</w:t>
-            </w:r>
-          </w:p>
-        </w:tc>
-        <w:tc>
-          <w:tcPr>
-            <w:tcW w:type="dxa" w:w="2376"/>
-            <w:vAlign w:val="center"/>
-            <w:tcBorders>
-              <w:top w:val="single" w:sz="4" w:color="D9D9D9"/>
-              <w:bottom w:val="single" w:sz="4" w:color="D9D9D9"/>
-              <w:left w:val="single" w:sz="4" w:color="D9D9D9"/>
-              <w:right w:val="single" w:sz="4" w:color="D9D9D9"/>
-            </w:tcBorders>
-            <w:tcMar>
-              <w:top w:w="65" w:type="dxa"/>
-              <w:bottom w:w="65" w:type="dxa"/>
-              <w:left w:w="85" w:type="dxa"/>
-              <w:right w:w="85" w:type="dxa"/>
-            </w:tcMar>
-          </w:tcPr>
-          <w:p>
-            <w:pPr>
-              <w:spacing w:after="0" w:line="245" w:lineRule="auto"/>
-            </w:pPr>
-            <w:r>
-              <w:rPr>
-                <w:b w:val="0"/>
-                <w:sz w:val="20"/>
-              </w:rPr>
-              <w:t>Team A in Room A</w:t>
+              <w:t>The Vipers in LIB-01</w:t>
             </w:r>
           </w:p>
         </w:tc>
@@ -546,7 +484,7 @@
         </w:trPr>
         <w:tc>
           <w:tcPr>
-            <w:tcW w:type="dxa" w:w="1512"/>
+            <w:tcW w:type="dxa" w:w="3888"/>
             <w:vAlign w:val="center"/>
             <w:tcBorders>
               <w:top w:val="single" w:sz="4" w:color="D9D9D9"/>
@@ -570,37 +508,7 @@
                 <w:b w:val="0"/>
                 <w:sz w:val="20"/>
               </w:rPr>
-              <w:t>A2</w:t>
-            </w:r>
-          </w:p>
-        </w:tc>
-        <w:tc>
-          <w:tcPr>
-            <w:tcW w:type="dxa" w:w="2376"/>
-            <w:vAlign w:val="center"/>
-            <w:tcBorders>
-              <w:top w:val="single" w:sz="4" w:color="D9D9D9"/>
-              <w:bottom w:val="single" w:sz="4" w:color="D9D9D9"/>
-              <w:left w:val="single" w:sz="4" w:color="D9D9D9"/>
-              <w:right w:val="single" w:sz="4" w:color="D9D9D9"/>
-            </w:tcBorders>
-            <w:tcMar>
-              <w:top w:w="65" w:type="dxa"/>
-              <w:bottom w:w="65" w:type="dxa"/>
-              <w:left w:w="85" w:type="dxa"/>
-              <w:right w:w="85" w:type="dxa"/>
-            </w:tcMar>
-          </w:tcPr>
-          <w:p>
-            <w:pPr>
-              <w:spacing w:after="0" w:line="245" w:lineRule="auto"/>
-            </w:pPr>
-            <w:r>
-              <w:rPr>
-                <w:b w:val="0"/>
-                <w:sz w:val="20"/>
-              </w:rPr>
-              <w:t>Team A in Room A</w:t>
+              <w:t>The Vipers in LIB-01</w:t>
             </w:r>
           </w:p>
         </w:tc>
@@ -630,7 +538,7 @@
                 <w:b w:val="0"/>
                 <w:sz w:val="20"/>
               </w:rPr>
-              <w:t>Use a different date from A1; price $0.00.</w:t>
+              <w:t>Use a different date from the $89.50 booking; price $0.00.</w:t>
             </w:r>
           </w:p>
         </w:tc>
@@ -641,7 +549,7 @@
         </w:trPr>
         <w:tc>
           <w:tcPr>
-            <w:tcW w:type="dxa" w:w="1512"/>
+            <w:tcW w:type="dxa" w:w="3888"/>
             <w:vAlign w:val="center"/>
             <w:tcBorders>
               <w:top w:val="single" w:sz="4" w:color="D9D9D9"/>
@@ -665,37 +573,7 @@
                 <w:b w:val="0"/>
                 <w:sz w:val="20"/>
               </w:rPr>
-              <w:t>B1</w:t>
-            </w:r>
-          </w:p>
-        </w:tc>
-        <w:tc>
-          <w:tcPr>
-            <w:tcW w:type="dxa" w:w="2376"/>
-            <w:vAlign w:val="center"/>
-            <w:tcBorders>
-              <w:top w:val="single" w:sz="4" w:color="D9D9D9"/>
-              <w:bottom w:val="single" w:sz="4" w:color="D9D9D9"/>
-              <w:left w:val="single" w:sz="4" w:color="D9D9D9"/>
-              <w:right w:val="single" w:sz="4" w:color="D9D9D9"/>
-            </w:tcBorders>
-            <w:tcMar>
-              <w:top w:w="65" w:type="dxa"/>
-              <w:bottom w:w="65" w:type="dxa"/>
-              <w:left w:w="85" w:type="dxa"/>
-              <w:right w:w="85" w:type="dxa"/>
-            </w:tcMar>
-          </w:tcPr>
-          <w:p>
-            <w:pPr>
-              <w:spacing w:after="0" w:line="245" w:lineRule="auto"/>
-            </w:pPr>
-            <w:r>
-              <w:rPr>
-                <w:b w:val="0"/>
-                <w:sz w:val="20"/>
-              </w:rPr>
-              <w:t>Team B in Room B</w:t>
+              <w:t>The Clue Crew in LIB-02</w:t>
             </w:r>
           </w:p>
         </w:tc>
@@ -742,7 +620,7 @@
         <w:t xml:space="preserve">5a. </w:t>
       </w:r>
       <w:r>
-        <w:t>Show your INSERT statement(s) and SELECT * output for all three bookings, ordered by booking_id. Identify the ID for A1, A2, and B1.</w:t>
+        <w:t>Show your INSERT command and its RETURNING output. Identify which booking_id belongs to each booking using its team, room, date, and price. Use these IDs in WHERE clauses for the later tasks.</w:t>
       </w:r>
     </w:p>
     <w:p>
@@ -756,7 +634,7 @@
         <w:t xml:space="preserve">5b. </w:t>
       </w:r>
       <w:r>
-        <w:t>What values appeared in status and special_requests? Why should the repeated room–team pairing in A1 and A2 be accepted?</w:t>
+        <w:t>What values appeared in status and special_requests? Why should The Vipers be allowed to book LIB-01 twice on different dates?</w:t>
       </w:r>
     </w:p>
     <w:p>
@@ -922,7 +800,7 @@
                 <w:b w:val="0"/>
                 <w:sz w:val="20"/>
               </w:rPr>
-              <w:t>Insert a new room using Room A’s existing room_code.</w:t>
+              <w:t>Insert a new room using the existing room_code LIB-01.</w:t>
             </w:r>
           </w:p>
         </w:tc>
@@ -1314,7 +1192,7 @@
         <w:t xml:space="preserve">7a. </w:t>
       </w:r>
       <w:r>
-        <w:t>Show a SELECT of A1, A2, and B1 before the change. Include booking_id, status, and total_price.</w:t>
+        <w:t>Use the IDs from Question 5 to SELECT all three bookings before the change. Show booking_id, status, and total_price.</w:t>
       </w:r>
     </w:p>
     <w:p>
@@ -1328,7 +1206,7 @@
         <w:t xml:space="preserve">7b. </w:t>
       </w:r>
       <w:r>
-        <w:t>Change only A1 to status 'completed' and reduce its total_price by $10.00. Show your UPDATE with a WHERE condition identifying A1 and RETURNING booking_id, status, total_price. Include its output.</w:t>
+        <w:t>Change only the Vipers booking that originally cost $89.50 to status 'completed' and reduce its total_price by $10.00. Use its booking_id in WHERE. Show your UPDATE with RETURNING booking_id, status, total_price and its output.</w:t>
       </w:r>
     </w:p>
     <w:p>
@@ -1366,7 +1244,7 @@
     </w:p>
     <w:p>
       <w:r>
-        <w:t>Try these changes separately on A1, keeping all other values valid:</w:t>
+        <w:t>Try these changes separately on the booking you updated in Question 7, using its booking_id. Keep all other values valid:</w:t>
       </w:r>
     </w:p>
     <w:p>
@@ -1407,7 +1285,7 @@
         <w:pStyle w:val="ListBullet"/>
       </w:pPr>
       <w:r>
-        <w:t>A SELECT of A1 before the attempt, showing booking_id, starts_at, ends_at, and total_price.</w:t>
+        <w:t>A SELECT of that booking before the attempt, showing booking_id, starts_at, ends_at, and total_price.</w:t>
       </w:r>
     </w:p>
     <w:p>
@@ -1434,7 +1312,7 @@
         </w:tabs>
       </w:pPr>
       <w:r>
-        <w:t>9 Delete rows and protect booking history</w:t>
+        <w:t>9 Test deletion restrictions</w:t>
       </w:r>
       <w:r>
         <w:rPr>
@@ -1442,12 +1320,20 @@
           <w:sz w:val="21"/>
         </w:rPr>
         <w:tab/>
-        <w:t>6 points</w:t>
+        <w:t>2 points</w:t>
       </w:r>
     </w:p>
     <w:p>
       <w:r>
-        <w:t>Use your assignment records and complete these parts in order. Include all SQL and output or errors. Each part is worth 2 points.</w:t>
+        <w:t>For each part, predict the result and run a separate DELETE using the record’s generated ID in WHERE. Show your command and its output or error, then explain which constraint caused the result. Each part is worth 1 point.</w:t>
+      </w:r>
+    </w:p>
+    <w:p>
+      <w:pPr>
+        <w:pStyle w:val="ListBullet"/>
+      </w:pPr>
+      <w:r>
+        <w:t>As required in Activity 3, deleting a room or team with any bookings must fail and leave its row and booking history intact, even if every booking is cancelled.</w:t>
       </w:r>
     </w:p>
     <w:p>
@@ -1461,7 +1347,7 @@
         <w:t xml:space="preserve">9a. </w:t>
       </w:r>
       <w:r>
-        <w:t>Predict what will happen if you delete Room A and if you delete Team A. Attempt each deletion in a separate statement. Explain the results.</w:t>
+        <w:t>Try to delete the room with room_code LIB-01, using its room_id.</w:t>
       </w:r>
     </w:p>
     <w:p>
@@ -1475,21 +1361,7 @@
         <w:t xml:space="preserve">9b. </w:t>
       </w:r>
       <w:r>
-        <w:t>Change A1 and A2 to 'cancelled', keeping their scheduled times. Try deleting Room A again. Show a SELECT of A1 and A2 with booking_id, room_id, team_id, status, starts_at, and ends_at. Why should cancelled bookings still prevent deleting Room A?</w:t>
-      </w:r>
-    </w:p>
-    <w:p>
-      <w:pPr>
-        <w:spacing w:before="60"/>
-      </w:pPr>
-      <w:r>
-        <w:rPr>
-          <w:b/>
-        </w:rPr>
-        <w:t xml:space="preserve">9c. </w:t>
-      </w:r>
-      <w:r>
-        <w:t>Delete Spare Team using its ID in WHERE and RETURNING to show the deleted row. Show a SELECT for that ID to verify it is absent. Why can Spare Team be deleted? How does deleting this row differ from dropping escape_team?</w:t>
+        <w:t>Try to delete the first Vipers team—the one with two bookings—using its team_id.</w:t>
       </w:r>
     </w:p>
     <w:p>
@@ -1584,7 +1456,7 @@
     </w:p>
     <w:p>
       <w:r>
-        <w:t>I will run standard queries against your personal schema as part of reviewing this assignment. Keep the three permanent tables and your final assignment records on the server after submitting. Use the table and column names from Activity 3 and identify your labeled records’ generated IDs in your submission.</w:t>
+        <w:t>I will run standard queries against your personal schema as part of reviewing this assignment. Keep the three permanent tables and your final assignment records on the server after submitting. Use the table and column names from Activity 3 and include the generated IDs for your assignment records in your submission.</w:t>
       </w:r>
     </w:p>
     <w:p>
@@ -1621,7 +1493,7 @@
         <w:pStyle w:val="ListBullet"/>
       </w:pPr>
       <w:r>
-        <w:t>Final data: A1 and A2 are cancelled with their scheduled times retained; A1 costs $79.50; B1 is unchanged; Spare Team is absent. Explain any later changes made for Question 10.</w:t>
+        <w:t>Final data: the Vipers booking that originally cost $89.50 is completed and now costs $79.50. Their free booking and The Clue Crew’s booking remain reserved. Both rooms, all three teams, and all three bookings remain in your tables. Explain any later changes made for Question 10.</w:t>
       </w:r>
     </w:p>
     <w:p>
